--- a/assignments/SE Lab - Assignment 7.docx
+++ b/assignments/SE Lab - Assignment 7.docx
@@ -5029,6 +5029,7 @@
       <w:tblPr>
         <w:tblStyle w:val="ListTable4"/>
         <w:tblW w:w="0" w:type="dxa"/>
+        <w:jc w:val="center"/>
         <w:tblLook w:val="0620" w:firstRow="1" w:lastRow="0" w:firstColumn="0" w:lastColumn="0" w:noHBand="1" w:noVBand="1"/>
       </w:tblPr>
       <w:tblGrid>
@@ -5044,6 +5045,7 @@
         <w:trPr>
           <w:cnfStyle w:val="100000000000" w:firstRow="1" w:lastRow="0" w:firstColumn="0" w:lastColumn="0" w:oddVBand="0" w:evenVBand="0" w:oddHBand="0" w:evenHBand="0" w:firstRowFirstColumn="0" w:firstRowLastColumn="0" w:lastRowFirstColumn="0" w:lastRowLastColumn="0"/>
           <w:trHeight w:val="440"/>
+          <w:jc w:val="center"/>
         </w:trPr>
         <w:tc>
           <w:tcPr>
@@ -5289,6 +5291,7 @@
       <w:tr>
         <w:trPr>
           <w:trHeight w:val="315"/>
+          <w:jc w:val="center"/>
         </w:trPr>
         <w:tc>
           <w:tcPr>
@@ -5497,6 +5500,7 @@
       <w:tr>
         <w:trPr>
           <w:trHeight w:val="315"/>
+          <w:jc w:val="center"/>
         </w:trPr>
         <w:tc>
           <w:tcPr>
@@ -5705,6 +5709,7 @@
       <w:tr>
         <w:trPr>
           <w:trHeight w:val="315"/>
+          <w:jc w:val="center"/>
         </w:trPr>
         <w:tc>
           <w:tcPr>
@@ -5913,6 +5918,7 @@
       <w:tr>
         <w:trPr>
           <w:trHeight w:val="315"/>
+          <w:jc w:val="center"/>
         </w:trPr>
         <w:tc>
           <w:tcPr>
@@ -6121,6 +6127,7 @@
       <w:tr>
         <w:trPr>
           <w:trHeight w:val="315"/>
+          <w:jc w:val="center"/>
         </w:trPr>
         <w:tc>
           <w:tcPr>
@@ -6342,6 +6349,7 @@
       <w:tr>
         <w:trPr>
           <w:trHeight w:val="315"/>
+          <w:jc w:val="center"/>
         </w:trPr>
         <w:tc>
           <w:tcPr>
@@ -6550,6 +6558,7 @@
       <w:tr>
         <w:trPr>
           <w:trHeight w:val="315"/>
+          <w:jc w:val="center"/>
         </w:trPr>
         <w:tc>
           <w:tcPr>
@@ -6758,6 +6767,7 @@
       <w:tr>
         <w:trPr>
           <w:trHeight w:val="315"/>
+          <w:jc w:val="center"/>
         </w:trPr>
         <w:tc>
           <w:tcPr>
@@ -6966,6 +6976,7 @@
       <w:tr>
         <w:trPr>
           <w:trHeight w:val="315"/>
+          <w:jc w:val="center"/>
         </w:trPr>
         <w:tc>
           <w:tcPr>
@@ -7187,6 +7198,7 @@
       <w:tr>
         <w:trPr>
           <w:trHeight w:val="315"/>
+          <w:jc w:val="center"/>
         </w:trPr>
         <w:tc>
           <w:tcPr>
@@ -7395,6 +7407,7 @@
       <w:tr>
         <w:trPr>
           <w:trHeight w:val="315"/>
+          <w:jc w:val="center"/>
         </w:trPr>
         <w:tc>
           <w:tcPr>
@@ -7603,6 +7616,7 @@
       <w:tr>
         <w:trPr>
           <w:trHeight w:val="315"/>
+          <w:jc w:val="center"/>
         </w:trPr>
         <w:tc>
           <w:tcPr>
@@ -7811,6 +7825,7 @@
       <w:tr>
         <w:trPr>
           <w:trHeight w:val="315"/>
+          <w:jc w:val="center"/>
         </w:trPr>
         <w:tc>
           <w:tcPr>
@@ -8019,6 +8034,7 @@
       <w:tr>
         <w:trPr>
           <w:trHeight w:val="315"/>
+          <w:jc w:val="center"/>
         </w:trPr>
         <w:tc>
           <w:tcPr>
@@ -8227,6 +8243,7 @@
       <w:tr>
         <w:trPr>
           <w:trHeight w:val="315"/>
+          <w:jc w:val="center"/>
         </w:trPr>
         <w:tc>
           <w:tcPr>
@@ -8435,6 +8452,7 @@
       <w:tr>
         <w:trPr>
           <w:trHeight w:val="315"/>
+          <w:jc w:val="center"/>
         </w:trPr>
         <w:tc>
           <w:tcPr>
@@ -8643,6 +8661,7 @@
       <w:tr>
         <w:trPr>
           <w:trHeight w:val="315"/>
+          <w:jc w:val="center"/>
         </w:trPr>
         <w:tc>
           <w:tcPr>
@@ -8864,6 +8883,7 @@
       <w:tr>
         <w:trPr>
           <w:trHeight w:val="315"/>
+          <w:jc w:val="center"/>
         </w:trPr>
         <w:tc>
           <w:tcPr>
@@ -9072,6 +9092,7 @@
       <w:tr>
         <w:trPr>
           <w:trHeight w:val="315"/>
+          <w:jc w:val="center"/>
         </w:trPr>
         <w:tc>
           <w:tcPr>
@@ -9280,6 +9301,7 @@
       <w:tr>
         <w:trPr>
           <w:trHeight w:val="315"/>
+          <w:jc w:val="center"/>
         </w:trPr>
         <w:tc>
           <w:tcPr>
@@ -9488,6 +9510,7 @@
       <w:tr>
         <w:trPr>
           <w:trHeight w:val="315"/>
+          <w:jc w:val="center"/>
         </w:trPr>
         <w:tc>
           <w:tcPr>
@@ -9696,6 +9719,7 @@
       <w:tr>
         <w:trPr>
           <w:trHeight w:val="315"/>
+          <w:jc w:val="center"/>
         </w:trPr>
         <w:tc>
           <w:tcPr>
@@ -9904,6 +9928,7 @@
       <w:tr>
         <w:trPr>
           <w:trHeight w:val="315"/>
+          <w:jc w:val="center"/>
         </w:trPr>
         <w:tc>
           <w:tcPr>
@@ -10112,10 +10137,7 @@
     </w:tbl>
     <w:p>
       <w:pPr>
-        <w:pStyle w:val="Heading"/>
-        <w:rPr>
-          <w:shd w:val="clear" w:color="auto" w:fill="FFFFFF"/>
-        </w:rPr>
+        <w:pStyle w:val="Text"/>
       </w:pPr>
     </w:p>
     <w:p>
@@ -11103,6 +11125,7 @@
       <w:tblPr>
         <w:tblStyle w:val="ListTable4"/>
         <w:tblW w:w="0" w:type="auto"/>
+        <w:jc w:val="center"/>
         <w:tblLook w:val="0620" w:firstRow="1" w:lastRow="0" w:firstColumn="0" w:lastColumn="0" w:noHBand="1" w:noVBand="1"/>
       </w:tblPr>
       <w:tblGrid>
@@ -11113,6 +11136,7 @@
       <w:tr>
         <w:trPr>
           <w:cnfStyle w:val="100000000000" w:firstRow="1" w:lastRow="0" w:firstColumn="0" w:lastColumn="0" w:oddVBand="0" w:evenVBand="0" w:oddHBand="0" w:evenHBand="0" w:firstRowFirstColumn="0" w:firstRowLastColumn="0" w:lastRowFirstColumn="0" w:lastRowLastColumn="0"/>
+          <w:jc w:val="center"/>
         </w:trPr>
         <w:tc>
           <w:tcPr>
@@ -11248,6 +11272,9 @@
         </w:tc>
       </w:tr>
       <w:tr>
+        <w:trPr>
+          <w:jc w:val="center"/>
+        </w:trPr>
         <w:tc>
           <w:tcPr>
             <w:tcW w:w="0" w:type="auto"/>
@@ -11340,6 +11367,9 @@
         </w:tc>
       </w:tr>
       <w:tr>
+        <w:trPr>
+          <w:jc w:val="center"/>
+        </w:trPr>
         <w:tc>
           <w:tcPr>
             <w:tcW w:w="0" w:type="auto"/>
@@ -11432,6 +11462,9 @@
         </w:tc>
       </w:tr>
       <w:tr>
+        <w:trPr>
+          <w:jc w:val="center"/>
+        </w:trPr>
         <w:tc>
           <w:tcPr>
             <w:tcW w:w="0" w:type="auto"/>
@@ -11524,6 +11557,9 @@
         </w:tc>
       </w:tr>
       <w:tr>
+        <w:trPr>
+          <w:jc w:val="center"/>
+        </w:trPr>
         <w:tc>
           <w:tcPr>
             <w:tcW w:w="0" w:type="auto"/>
@@ -11616,6 +11652,9 @@
         </w:tc>
       </w:tr>
       <w:tr>
+        <w:trPr>
+          <w:jc w:val="center"/>
+        </w:trPr>
         <w:tc>
           <w:tcPr>
             <w:tcW w:w="0" w:type="auto"/>
@@ -11732,6 +11771,9 @@
         </w:tc>
       </w:tr>
       <w:tr>
+        <w:trPr>
+          <w:jc w:val="center"/>
+        </w:trPr>
         <w:tc>
           <w:tcPr>
             <w:tcW w:w="0" w:type="auto"/>
@@ -11824,6 +11866,9 @@
         </w:tc>
       </w:tr>
       <w:tr>
+        <w:trPr>
+          <w:jc w:val="center"/>
+        </w:trPr>
         <w:tc>
           <w:tcPr>
             <w:tcW w:w="0" w:type="auto"/>
@@ -11916,6 +11961,9 @@
         </w:tc>
       </w:tr>
       <w:tr>
+        <w:trPr>
+          <w:jc w:val="center"/>
+        </w:trPr>
         <w:tc>
           <w:tcPr>
             <w:tcW w:w="0" w:type="auto"/>
@@ -12008,6 +12056,9 @@
         </w:tc>
       </w:tr>
       <w:tr>
+        <w:trPr>
+          <w:jc w:val="center"/>
+        </w:trPr>
         <w:tc>
           <w:tcPr>
             <w:tcW w:w="0" w:type="auto"/>
@@ -12101,6 +12152,9 @@
         </w:tc>
       </w:tr>
       <w:tr>
+        <w:trPr>
+          <w:jc w:val="center"/>
+        </w:trPr>
         <w:tc>
           <w:tcPr>
             <w:tcW w:w="0" w:type="auto"/>
@@ -12193,6 +12247,9 @@
         </w:tc>
       </w:tr>
       <w:tr>
+        <w:trPr>
+          <w:jc w:val="center"/>
+        </w:trPr>
         <w:tc>
           <w:tcPr>
             <w:tcW w:w="0" w:type="auto"/>
@@ -12285,6 +12342,9 @@
         </w:tc>
       </w:tr>
       <w:tr>
+        <w:trPr>
+          <w:jc w:val="center"/>
+        </w:trPr>
         <w:tc>
           <w:tcPr>
             <w:tcW w:w="0" w:type="auto"/>
@@ -12377,6 +12437,9 @@
         </w:tc>
       </w:tr>
       <w:tr>
+        <w:trPr>
+          <w:jc w:val="center"/>
+        </w:trPr>
         <w:tc>
           <w:tcPr>
             <w:tcW w:w="0" w:type="auto"/>
@@ -12530,16 +12593,11 @@
     </w:p>
     <w:p>
       <w:pPr>
-        <w:pStyle w:val="Heading"/>
-        <w:jc w:val="center"/>
-        <w:rPr>
-          <w:shd w:val="clear" w:color="auto" w:fill="FFFFFF"/>
-        </w:rPr>
+        <w:pStyle w:val="Text"/>
       </w:pPr>
       <w:r>
         <w:rPr>
           <w:noProof/>
-          <w:shd w:val="clear" w:color="auto" w:fill="FFFFFF"/>
         </w:rPr>
         <w:drawing>
           <wp:inline distT="0" distB="0" distL="0" distR="0" wp14:anchorId="659D7E8E" wp14:editId="25194CF3">
@@ -12607,6 +12665,7 @@
       <w:tblPr>
         <w:tblStyle w:val="ListTable3"/>
         <w:tblW w:w="9185" w:type="dxa"/>
+        <w:jc w:val="center"/>
         <w:tblLook w:val="0420" w:firstRow="1" w:lastRow="0" w:firstColumn="0" w:lastColumn="0" w:noHBand="0" w:noVBand="1"/>
       </w:tblPr>
       <w:tblGrid>
@@ -12617,6 +12676,7 @@
       <w:tr>
         <w:trPr>
           <w:cnfStyle w:val="100000000000" w:firstRow="1" w:lastRow="0" w:firstColumn="0" w:lastColumn="0" w:oddVBand="0" w:evenVBand="0" w:oddHBand="0" w:evenHBand="0" w:firstRowFirstColumn="0" w:firstRowLastColumn="0" w:lastRowFirstColumn="0" w:lastRowLastColumn="0"/>
+          <w:jc w:val="center"/>
         </w:trPr>
         <w:tc>
           <w:tcPr>
@@ -12718,6 +12778,7 @@
       <w:tr>
         <w:trPr>
           <w:cnfStyle w:val="000000100000" w:firstRow="0" w:lastRow="0" w:firstColumn="0" w:lastColumn="0" w:oddVBand="0" w:evenVBand="0" w:oddHBand="1" w:evenHBand="0" w:firstRowFirstColumn="0" w:firstRowLastColumn="0" w:lastRowFirstColumn="0" w:lastRowLastColumn="0"/>
+          <w:jc w:val="center"/>
         </w:trPr>
         <w:tc>
           <w:tcPr>
@@ -12811,6 +12872,9 @@
         </w:tc>
       </w:tr>
       <w:tr>
+        <w:trPr>
+          <w:jc w:val="center"/>
+        </w:trPr>
         <w:tc>
           <w:tcPr>
             <w:tcW w:w="0" w:type="auto"/>
@@ -12918,6 +12982,7 @@
       <w:tr>
         <w:trPr>
           <w:cnfStyle w:val="000000100000" w:firstRow="0" w:lastRow="0" w:firstColumn="0" w:lastColumn="0" w:oddVBand="0" w:evenVBand="0" w:oddHBand="1" w:evenHBand="0" w:firstRowFirstColumn="0" w:firstRowLastColumn="0" w:lastRowFirstColumn="0" w:lastRowLastColumn="0"/>
+          <w:jc w:val="center"/>
         </w:trPr>
         <w:tc>
           <w:tcPr>
@@ -13024,6 +13089,9 @@
         </w:tc>
       </w:tr>
       <w:tr>
+        <w:trPr>
+          <w:jc w:val="center"/>
+        </w:trPr>
         <w:tc>
           <w:tcPr>
             <w:tcW w:w="0" w:type="auto"/>
@@ -13118,6 +13186,7 @@
       <w:tr>
         <w:trPr>
           <w:cnfStyle w:val="000000100000" w:firstRow="0" w:lastRow="0" w:firstColumn="0" w:lastColumn="0" w:oddVBand="0" w:evenVBand="0" w:oddHBand="1" w:evenHBand="0" w:firstRowFirstColumn="0" w:firstRowLastColumn="0" w:lastRowFirstColumn="0" w:lastRowLastColumn="0"/>
+          <w:jc w:val="center"/>
         </w:trPr>
         <w:tc>
           <w:tcPr>
@@ -13211,6 +13280,9 @@
         </w:tc>
       </w:tr>
       <w:tr>
+        <w:trPr>
+          <w:jc w:val="center"/>
+        </w:trPr>
         <w:tc>
           <w:tcPr>
             <w:tcW w:w="0" w:type="auto"/>
@@ -13305,10 +13377,7 @@
     </w:tbl>
     <w:p>
       <w:pPr>
-        <w:pStyle w:val="Heading"/>
-        <w:rPr>
-          <w:shd w:val="clear" w:color="auto" w:fill="FFFFFF"/>
-        </w:rPr>
+        <w:pStyle w:val="Text"/>
       </w:pPr>
     </w:p>
     <w:sectPr>
@@ -17989,6 +18058,7 @@
   <w:style w:type="character" w:default="1" w:styleId="DefaultParagraphFont">
     <w:name w:val="Default Paragraph Font"/>
     <w:uiPriority w:val="1"/>
+    <w:semiHidden/>
     <w:unhideWhenUsed/>
   </w:style>
   <w:style w:type="table" w:default="1" w:styleId="TableNormal">
